--- a/templates/sk_jf.docx
+++ b/templates/sk_jf.docx
@@ -56,11 +56,19 @@
           <w:rFonts w:cs="Times New Roman"/>
         </w:rPr>
       </w:pPr>
+      <w:proofErr w:type="gramStart"/>
       <w:r>
         <w:rPr>
           <w:rFonts w:cs="Times New Roman"/>
         </w:rPr>
-        <w:t xml:space="preserve">NOMOR : </w:t>
+        <w:t>NOMOR :</w:t>
+      </w:r>
+      <w:proofErr w:type="gramEnd"/>
+      <w:r>
+        <w:rPr>
+          <w:rFonts w:cs="Times New Roman"/>
+        </w:rPr>
+        <w:t xml:space="preserve"> </w:t>
       </w:r>
       <w:r>
         <w:rPr>
@@ -74,8 +82,8 @@
         <w:jc w:val="center"/>
         <w:rPr>
           <w:rFonts w:cs="Times New Roman"/>
-          <w:sz w:val="28"/>
-          <w:szCs w:val="28"/>
+          <w:sz w:val="14"/>
+          <w:szCs w:val="14"/>
         </w:rPr>
       </w:pPr>
     </w:p>
@@ -118,7 +126,41 @@
         <w:rPr>
           <w:rFonts w:cs="Times New Roman"/>
         </w:rPr>
-        <w:t>{valueJabatanBaru} ATAS NAMA {valueNama}</w:t>
+        <w:t>{</w:t>
+      </w:r>
+      <w:proofErr w:type="spellStart"/>
+      <w:r>
+        <w:rPr>
+          <w:rFonts w:cs="Times New Roman"/>
+        </w:rPr>
+        <w:t>valueJabatanBaru</w:t>
+      </w:r>
+      <w:r>
+        <w:rPr>
+          <w:rFonts w:cs="Times New Roman"/>
+        </w:rPr>
+        <w:t>Up</w:t>
+      </w:r>
+      <w:proofErr w:type="spellEnd"/>
+      <w:r>
+        <w:rPr>
+          <w:rFonts w:cs="Times New Roman"/>
+        </w:rPr>
+        <w:t>} ATAS NAMA {</w:t>
+      </w:r>
+      <w:proofErr w:type="spellStart"/>
+      <w:r>
+        <w:rPr>
+          <w:rFonts w:cs="Times New Roman"/>
+        </w:rPr>
+        <w:t>valueNama</w:t>
+      </w:r>
+      <w:proofErr w:type="spellEnd"/>
+      <w:r>
+        <w:rPr>
+          <w:rFonts w:cs="Times New Roman"/>
+        </w:rPr>
+        <w:t>}</w:t>
       </w:r>
     </w:p>
     <w:p>
@@ -287,8 +329,8 @@
               <w:jc w:val="both"/>
               <w:rPr>
                 <w:rFonts w:cs="Times New Roman"/>
-                <w:sz w:val="22"/>
-                <w:szCs w:val="22"/>
+                <w:sz w:val="14"/>
+                <w:szCs w:val="14"/>
                 <w:lang w:val="id-ID"/>
               </w:rPr>
             </w:pPr>
@@ -391,8 +433,8 @@
             <w:pPr>
               <w:rPr>
                 <w:rFonts w:cs="Times New Roman"/>
-                <w:sz w:val="22"/>
-                <w:szCs w:val="22"/>
+                <w:sz w:val="14"/>
+                <w:szCs w:val="14"/>
                 <w:lang w:val="id-ID"/>
               </w:rPr>
             </w:pPr>
@@ -478,7 +520,25 @@
                 <w:szCs w:val="22"/>
                 <w:lang w:val="id-ID"/>
               </w:rPr>
-              <w:t>Rekomendasi/Pertimbangan Teknis Badan Kepegawaian Negara Republik Indonesia Nomor : {valueNoPertekBKN} tanggal {valueTanggalPertekBKN }; dan</w:t>
+              <w:t>Rekomendasi/Pertimbangan Teknis Badan Kepegawaian Negara Republik Indonesia Nomor : {valueNoPertekBKN} tanggal</w:t>
+            </w:r>
+            <w:r>
+              <w:rPr>
+                <w:rFonts w:cs="Times New Roman"/>
+                <w:sz w:val="22"/>
+                <w:szCs w:val="22"/>
+                <w:lang w:val="id-ID"/>
+              </w:rPr>
+              <w:t xml:space="preserve"> </w:t>
+            </w:r>
+            <w:r>
+              <w:rPr>
+                <w:rFonts w:cs="Times New Roman"/>
+                <w:sz w:val="22"/>
+                <w:szCs w:val="22"/>
+                <w:lang w:val="id-ID"/>
+              </w:rPr>
+              <w:t>{valueTanggalPertekBKN}; dan</w:t>
             </w:r>
           </w:p>
           <w:p>
@@ -518,6 +578,8 @@
         </w:tabs>
         <w:rPr>
           <w:rFonts w:cs="Times New Roman"/>
+          <w:sz w:val="14"/>
+          <w:szCs w:val="14"/>
           <w:lang w:val="id-ID"/>
         </w:rPr>
       </w:pPr>
@@ -552,6 +614,8 @@
         </w:tabs>
         <w:rPr>
           <w:rFonts w:cs="Times New Roman"/>
+          <w:sz w:val="14"/>
+          <w:szCs w:val="14"/>
           <w:lang w:val="id-ID"/>
         </w:rPr>
       </w:pPr>
@@ -740,8 +804,8 @@
               <w:jc w:val="both"/>
               <w:rPr>
                 <w:rFonts w:cs="Times New Roman"/>
-                <w:sz w:val="22"/>
-                <w:szCs w:val="22"/>
+                <w:sz w:val="14"/>
+                <w:szCs w:val="14"/>
                 <w:lang w:val="id-ID"/>
               </w:rPr>
             </w:pPr>
@@ -835,15 +899,16 @@
               <w:jc w:val="both"/>
               <w:rPr>
                 <w:rFonts w:cs="Times New Roman"/>
-                <w:sz w:val="22"/>
-                <w:szCs w:val="22"/>
-                <w:lang w:val="id-ID"/>
-              </w:rPr>
-            </w:pPr>
-            <w:r>
-              <w:rPr>
-                <w:rFonts w:cs="Times New Roman"/>
-                <w:b/>
+                <w:bCs/>
+                <w:sz w:val="22"/>
+                <w:szCs w:val="22"/>
+                <w:lang w:val="id-ID"/>
+              </w:rPr>
+            </w:pPr>
+            <w:r>
+              <w:rPr>
+                <w:rFonts w:cs="Times New Roman"/>
+                <w:bCs/>
                 <w:sz w:val="22"/>
                 <w:szCs w:val="22"/>
                 <w:lang w:val="id-ID"/>
@@ -948,7 +1013,7 @@
             <w:r>
               <w:rPr>
                 <w:rFonts w:cs="Times New Roman"/>
-                <w:b/>
+                <w:bCs/>
                 <w:sz w:val="22"/>
                 <w:szCs w:val="22"/>
                 <w:lang w:val="id-ID"/>
@@ -1248,8 +1313,8 @@
               <w:rPr>
                 <w:rFonts w:cs="Times New Roman"/>
                 <w:bCs/>
-                <w:sz w:val="22"/>
-                <w:szCs w:val="22"/>
+                <w:sz w:val="14"/>
+                <w:szCs w:val="14"/>
                 <w:lang w:val="id-ID"/>
               </w:rPr>
             </w:pPr>
@@ -1371,6 +1436,8 @@
         </w:tabs>
         <w:rPr>
           <w:rFonts w:cs="Times New Roman"/>
+          <w:sz w:val="14"/>
+          <w:szCs w:val="14"/>
           <w:lang w:val="id-ID"/>
         </w:rPr>
       </w:pPr>
@@ -1525,8 +1592,8 @@
         </w:tabs>
         <w:rPr>
           <w:rFonts w:cs="Times New Roman"/>
-          <w:sz w:val="22"/>
-          <w:szCs w:val="22"/>
+          <w:sz w:val="14"/>
+          <w:szCs w:val="14"/>
           <w:lang w:val="id-ID"/>
         </w:rPr>
       </w:pPr>
@@ -1760,8 +1827,21 @@
               </w:tabs>
               <w:rPr>
                 <w:rFonts w:cs="Times New Roman"/>
-                <w:sz w:val="22"/>
-                <w:szCs w:val="22"/>
+                <w:sz w:val="14"/>
+                <w:szCs w:val="14"/>
+                <w:lang w:val="id-ID"/>
+              </w:rPr>
+            </w:pPr>
+          </w:p>
+          <w:p>
+            <w:pPr>
+              <w:tabs>
+                <w:tab w:val="left" w:pos="3765"/>
+              </w:tabs>
+              <w:rPr>
+                <w:rFonts w:cs="Times New Roman"/>
+                <w:sz w:val="14"/>
+                <w:szCs w:val="14"/>
                 <w:lang w:val="id-ID"/>
               </w:rPr>
             </w:pPr>
@@ -1797,8 +1877,8 @@
               <w:jc w:val="center"/>
               <w:rPr>
                 <w:rFonts w:cs="Times New Roman"/>
-                <w:sz w:val="22"/>
-                <w:szCs w:val="22"/>
+                <w:sz w:val="14"/>
+                <w:szCs w:val="14"/>
                 <w:lang w:val="id-ID"/>
               </w:rPr>
             </w:pPr>
@@ -1811,6 +1891,20 @@
               <w:jc w:val="center"/>
               <w:rPr>
                 <w:rFonts w:cs="Times New Roman"/>
+                <w:sz w:val="14"/>
+                <w:szCs w:val="14"/>
+                <w:lang w:val="id-ID"/>
+              </w:rPr>
+            </w:pPr>
+          </w:p>
+          <w:p>
+            <w:pPr>
+              <w:tabs>
+                <w:tab w:val="left" w:pos="3765"/>
+              </w:tabs>
+              <w:jc w:val="center"/>
+              <w:rPr>
+                <w:rFonts w:cs="Times New Roman"/>
                 <w:sz w:val="22"/>
                 <w:szCs w:val="22"/>
                 <w:lang w:val="id-ID"/>
@@ -1842,9 +1936,8 @@
     </w:p>
     <w:sectPr>
       <w:headerReference w:type="default" r:id="rId8"/>
-      <w:footerReference w:type="default" r:id="rId9"/>
       <w:pgSz w:w="11909" w:h="18706" w:code="5"/>
-      <w:pgMar w:top="1440" w:right="1440" w:bottom="1440" w:left="1440" w:header="720" w:footer="907" w:gutter="0"/>
+      <w:pgMar w:top="720" w:right="1440" w:bottom="720" w:left="1440" w:header="720" w:footer="907" w:gutter="0"/>
       <w:cols w:space="720"/>
       <w:docGrid w:linePitch="360"/>
     </w:sectPr>
@@ -1869,279 +1962,6 @@
     </w:p>
   </w:endnote>
 </w:endnotes>
-</file>
-
-<file path=word/footer1.xml><?xml version="1.0" encoding="utf-8"?>
-<w:ftr xmlns:wpc="http://schemas.microsoft.com/office/word/2010/wordprocessingCanvas" xmlns:cx="http://schemas.microsoft.com/office/drawing/2014/chartex" xmlns:cx1="http://schemas.microsoft.com/office/drawing/2015/9/8/chartex" xmlns:cx2="http://schemas.microsoft.com/office/drawing/2015/10/21/chartex" xmlns:cx3="http://schemas.microsoft.com/office/drawing/2016/5/9/chartex" xmlns:cx4="http://schemas.microsoft.com/office/drawing/2016/5/10/chartex" xmlns:cx5="http://schemas.microsoft.com/office/drawing/2016/5/11/chartex" xmlns:cx6="http://schemas.microsoft.com/office/drawing/2016/5/12/chartex" xmlns:cx7="http://schemas.microsoft.com/office/drawing/2016/5/13/chartex" xmlns:cx8="http://schemas.microsoft.com/office/drawing/2016/5/14/chartex" xmlns:mc="http://schemas.openxmlformats.org/markup-compatibility/2006" xmlns:aink="http://schemas.microsoft.com/office/drawing/2016/ink" xmlns:am3d="http://schemas.microsoft.com/office/drawing/2017/model3d" xmlns:o="urn:schemas-microsoft-com:office:office" xmlns:oel="http://schemas.microsoft.com/office/2019/extlst" xmlns:r="http://schemas.openxmlformats.org/officeDocument/2006/relationships" xmlns:m="http://schemas.openxmlformats.org/officeDocument/2006/math" xmlns:v="urn:schemas-microsoft-com:vml" xmlns:wp14="http://schemas.microsoft.com/office/word/2010/wordprocessingDrawing" xmlns:wp="http://schemas.openxmlformats.org/drawingml/2006/wordprocessingDrawing" xmlns:w10="urn:schemas-microsoft-com:office:word" xmlns:w="http://schemas.openxmlformats.org/wordprocessingml/2006/main" xmlns:w14="http://schemas.microsoft.com/office/word/2010/wordml" xmlns:w15="http://schemas.microsoft.com/office/word/2012/wordml" xmlns:w16cex="http://schemas.microsoft.com/office/word/2018/wordml/cex" xmlns:w16cid="http://schemas.microsoft.com/office/word/2016/wordml/cid" xmlns:w16="http://schemas.microsoft.com/office/word/2018/wordml" xmlns:w16du="http://schemas.microsoft.com/office/word/2023/wordml/word16du" xmlns:w16sdtdh="http://schemas.microsoft.com/office/word/2020/wordml/sdtdatahash" xmlns:w16sdtfl="http://schemas.microsoft.com/office/word/2024/wordml/sdtformatlock" xmlns:w16se="http://schemas.microsoft.com/office/word/2015/wordml/symex" xmlns:wpg="http://schemas.microsoft.com/office/word/2010/wordprocessingGroup" xmlns:wpi="http://schemas.microsoft.com/office/word/2010/wordprocessingInk" xmlns:wne="http://schemas.microsoft.com/office/word/2006/wordml" xmlns:wps="http://schemas.microsoft.com/office/word/2010/wordprocessingShape" mc:Ignorable="w14 w15 w16se w16cid w16 w16cex w16sdtdh w16sdtfl w16du wp14">
-  <w:p>
-    <w:pPr>
-      <w:spacing w:before="39"/>
-      <w:ind w:left="142" w:right="7526"/>
-      <w:rPr>
-        <w:rFonts w:eastAsia="Arial" w:cs="Times New Roman"/>
-        <w:kern w:val="0"/>
-        <w:sz w:val="14"/>
-        <w:szCs w:val="14"/>
-        <w:lang w:val="sv-SE" w:eastAsia="en-US" w:bidi="ar-SA"/>
-      </w:rPr>
-    </w:pPr>
-    <w:r>
-      <w:rPr>
-        <w:rFonts w:cs="Times New Roman"/>
-        <w:noProof/>
-        <w:sz w:val="14"/>
-        <w:szCs w:val="14"/>
-        <w:lang w:eastAsia="en-US" w:bidi="ar-SA"/>
-      </w:rPr>
-      <mc:AlternateContent>
-        <mc:Choice Requires="wps">
-          <w:drawing>
-            <wp:anchor distT="0" distB="0" distL="114300" distR="114300" simplePos="0" relativeHeight="251662336" behindDoc="0" locked="0" layoutInCell="1" allowOverlap="1" wp14:anchorId="32AB5432" wp14:editId="05188272">
-              <wp:simplePos x="0" y="0"/>
-              <wp:positionH relativeFrom="column">
-                <wp:posOffset>-27305</wp:posOffset>
-              </wp:positionH>
-              <wp:positionV relativeFrom="paragraph">
-                <wp:posOffset>5926</wp:posOffset>
-              </wp:positionV>
-              <wp:extent cx="6012000" cy="0"/>
-              <wp:effectExtent l="0" t="0" r="0" b="0"/>
-              <wp:wrapNone/>
-              <wp:docPr id="1403493281" name="Freeform 4"/>
-              <wp:cNvGraphicFramePr>
-                <a:graphicFrameLocks xmlns:a="http://schemas.openxmlformats.org/drawingml/2006/main"/>
-              </wp:cNvGraphicFramePr>
-              <a:graphic xmlns:a="http://schemas.openxmlformats.org/drawingml/2006/main">
-                <a:graphicData uri="http://schemas.microsoft.com/office/word/2010/wordprocessingShape">
-                  <wps:wsp>
-                    <wps:cNvSpPr>
-                      <a:spLocks/>
-                    </wps:cNvSpPr>
-                    <wps:spPr bwMode="auto">
-                      <a:xfrm>
-                        <a:off x="0" y="0"/>
-                        <a:ext cx="6012000" cy="0"/>
-                      </a:xfrm>
-                      <a:custGeom>
-                        <a:avLst/>
-                        <a:gdLst>
-                          <a:gd name="T0" fmla="+- 0 600 600"/>
-                          <a:gd name="T1" fmla="*/ T0 w 10580"/>
-                          <a:gd name="T2" fmla="+- 0 11180 600"/>
-                          <a:gd name="T3" fmla="*/ T2 w 10580"/>
-                        </a:gdLst>
-                        <a:ahLst/>
-                        <a:cxnLst>
-                          <a:cxn ang="0">
-                            <a:pos x="T1" y="0"/>
-                          </a:cxn>
-                          <a:cxn ang="0">
-                            <a:pos x="T3" y="0"/>
-                          </a:cxn>
-                        </a:cxnLst>
-                        <a:rect l="0" t="0" r="r" b="b"/>
-                        <a:pathLst>
-                          <a:path w="10580">
-                            <a:moveTo>
-                              <a:pt x="0" y="0"/>
-                            </a:moveTo>
-                            <a:lnTo>
-                              <a:pt x="10580" y="0"/>
-                            </a:lnTo>
-                          </a:path>
-                        </a:pathLst>
-                      </a:custGeom>
-                      <a:noFill/>
-                      <a:ln w="12700">
-                        <a:solidFill>
-                          <a:srgbClr val="000000"/>
-                        </a:solidFill>
-                        <a:round/>
-                        <a:headEnd/>
-                        <a:tailEnd/>
-                      </a:ln>
-                      <a:extLst>
-                        <a:ext uri="{909E8E84-426E-40DD-AFC4-6F175D3DCCD1}">
-                          <a14:hiddenFill xmlns:a14="http://schemas.microsoft.com/office/drawing/2010/main">
-                            <a:solidFill>
-                              <a:srgbClr val="FFFFFF"/>
-                            </a:solidFill>
-                          </a14:hiddenFill>
-                        </a:ext>
-                      </a:extLst>
-                    </wps:spPr>
-                    <wps:bodyPr rot="0" vert="horz" wrap="square" lIns="91440" tIns="45720" rIns="91440" bIns="45720" anchor="t" anchorCtr="0" upright="1">
-                      <a:noAutofit/>
-                    </wps:bodyPr>
-                  </wps:wsp>
-                </a:graphicData>
-              </a:graphic>
-              <wp14:sizeRelH relativeFrom="margin">
-                <wp14:pctWidth>0</wp14:pctWidth>
-              </wp14:sizeRelH>
-            </wp:anchor>
-          </w:drawing>
-        </mc:Choice>
-        <mc:Fallback>
-          <w:pict>
-            <v:shape w14:anchorId="49FBEABC" id="Freeform 4" o:spid="_x0000_s1026" style="position:absolute;margin-left:-2.15pt;margin-top:.45pt;width:473.4pt;height:0;z-index:251662336;visibility:visible;mso-wrap-style:square;mso-width-percent:0;mso-wrap-distance-left:9pt;mso-wrap-distance-top:0;mso-wrap-distance-right:9pt;mso-wrap-distance-bottom:0;mso-position-horizontal:absolute;mso-position-horizontal-relative:text;mso-position-vertical:absolute;mso-position-vertical-relative:text;mso-width-percent:0;mso-width-relative:margin;v-text-anchor:top" coordsize="10580,0" o:gfxdata="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" path="m,l10580,e" filled="f" strokeweight="1pt">
-              <v:path arrowok="t" o:connecttype="custom" o:connectlocs="0,0;6012000,0" o:connectangles="0,0"/>
-            </v:shape>
-          </w:pict>
-        </mc:Fallback>
-      </mc:AlternateContent>
-    </w:r>
-    <w:r>
-      <w:rPr>
-        <w:rFonts w:cs="Times New Roman"/>
-        <w:noProof/>
-        <w:sz w:val="14"/>
-        <w:szCs w:val="14"/>
-        <w:lang w:eastAsia="en-US" w:bidi="ar-SA"/>
-      </w:rPr>
-      <w:drawing>
-        <wp:anchor distT="0" distB="0" distL="114300" distR="114300" simplePos="0" relativeHeight="251663360" behindDoc="0" locked="0" layoutInCell="1" allowOverlap="1" wp14:anchorId="45B41064" wp14:editId="6BE8BA3E">
-          <wp:simplePos x="0" y="0"/>
-          <wp:positionH relativeFrom="column">
-            <wp:posOffset>5121184</wp:posOffset>
-          </wp:positionH>
-          <wp:positionV relativeFrom="paragraph">
-            <wp:posOffset>74295</wp:posOffset>
-          </wp:positionV>
-          <wp:extent cx="775335" cy="391160"/>
-          <wp:effectExtent l="0" t="0" r="0" b="0"/>
-          <wp:wrapNone/>
-          <wp:docPr id="845123568" name="Picture 3"/>
-          <wp:cNvGraphicFramePr>
-            <a:graphicFrameLocks xmlns:a="http://schemas.openxmlformats.org/drawingml/2006/main" noChangeAspect="1"/>
-          </wp:cNvGraphicFramePr>
-          <a:graphic xmlns:a="http://schemas.openxmlformats.org/drawingml/2006/main">
-            <a:graphicData uri="http://schemas.openxmlformats.org/drawingml/2006/picture">
-              <pic:pic xmlns:pic="http://schemas.openxmlformats.org/drawingml/2006/picture">
-                <pic:nvPicPr>
-                  <pic:cNvPr id="1113656156" name="Picture 3"/>
-                  <pic:cNvPicPr>
-                    <a:picLocks noChangeAspect="1" noChangeArrowheads="1"/>
-                  </pic:cNvPicPr>
-                </pic:nvPicPr>
-                <pic:blipFill>
-                  <a:blip r:embed="rId1" cstate="print">
-                    <a:extLst>
-                      <a:ext uri="{28A0092B-C50C-407E-A947-70E740481C1C}">
-                        <a14:useLocalDpi xmlns:a14="http://schemas.microsoft.com/office/drawing/2010/main" val="0"/>
-                      </a:ext>
-                    </a:extLst>
-                  </a:blip>
-                  <a:srcRect/>
-                  <a:stretch>
-                    <a:fillRect/>
-                  </a:stretch>
-                </pic:blipFill>
-                <pic:spPr bwMode="auto">
-                  <a:xfrm>
-                    <a:off x="0" y="0"/>
-                    <a:ext cx="775335" cy="391160"/>
-                  </a:xfrm>
-                  <a:prstGeom prst="rect">
-                    <a:avLst/>
-                  </a:prstGeom>
-                  <a:noFill/>
-                  <a:extLst>
-                    <a:ext uri="{909E8E84-426E-40DD-AFC4-6F175D3DCCD1}">
-                      <a14:hiddenFill xmlns:a14="http://schemas.microsoft.com/office/drawing/2010/main">
-                        <a:solidFill>
-                          <a:srgbClr val="FFFFFF"/>
-                        </a:solidFill>
-                      </a14:hiddenFill>
-                    </a:ext>
-                  </a:extLst>
-                </pic:spPr>
-              </pic:pic>
-            </a:graphicData>
-          </a:graphic>
-        </wp:anchor>
-      </w:drawing>
-    </w:r>
-    <w:r>
-      <w:rPr>
-        <w:rFonts w:eastAsia="Arial" w:cs="Times New Roman"/>
-        <w:sz w:val="14"/>
-        <w:szCs w:val="14"/>
-        <w:lang w:val="sv-SE"/>
-      </w:rPr>
-      <w:t>Dokumen ini di tandatangani Secara Elektronik catatan:</w:t>
-    </w:r>
-  </w:p>
-  <w:p>
-    <w:pPr>
-      <w:ind w:left="142"/>
-      <w:rPr>
-        <w:rFonts w:eastAsia="Arial" w:cs="Times New Roman"/>
-        <w:sz w:val="14"/>
-        <w:szCs w:val="14"/>
-      </w:rPr>
-    </w:pPr>
-    <w:r>
-      <w:rPr>
-        <w:rFonts w:eastAsia="Arial" w:cs="Times New Roman"/>
-        <w:sz w:val="14"/>
-        <w:szCs w:val="14"/>
-      </w:rPr>
-      <w:t>-  UU ITE No 11 Tahun 2008 Pasal 5 Ayat 1</w:t>
-    </w:r>
-  </w:p>
-  <w:p>
-    <w:pPr>
-      <w:spacing w:before="2"/>
-      <w:ind w:left="142"/>
-      <w:rPr>
-        <w:rFonts w:eastAsia="Arial" w:cs="Times New Roman"/>
-        <w:sz w:val="14"/>
-        <w:szCs w:val="14"/>
-        <w:lang w:val="sv-SE"/>
-      </w:rPr>
-    </w:pPr>
-    <w:r>
-      <w:rPr>
-        <w:rFonts w:eastAsia="Arial" w:cs="Times New Roman"/>
-        <w:sz w:val="14"/>
-        <w:szCs w:val="14"/>
-        <w:lang w:val="sv-SE"/>
-      </w:rPr>
-      <w:t xml:space="preserve">    "Informasi Elektronik dan/atau Dokumen Elektronik dan/atau hasil cetaknya merupakan alat bukti hukum yang sah."</w:t>
-    </w:r>
-    <w:r>
-      <w:rPr>
-        <w:rFonts w:cs="Times New Roman"/>
-        <w:noProof/>
-        <w:sz w:val="14"/>
-        <w:szCs w:val="14"/>
-      </w:rPr>
-      <w:t xml:space="preserve"> </w:t>
-    </w:r>
-  </w:p>
-  <w:p>
-    <w:pPr>
-      <w:spacing w:before="2"/>
-      <w:ind w:left="142"/>
-      <w:rPr>
-        <w:rFonts w:eastAsia="Arial" w:cs="Times New Roman"/>
-        <w:sz w:val="14"/>
-        <w:szCs w:val="14"/>
-        <w:lang w:val="sv-SE"/>
-      </w:rPr>
-    </w:pPr>
-    <w:r>
-      <w:rPr>
-        <w:rFonts w:eastAsia="Arial" w:cs="Times New Roman"/>
-        <w:sz w:val="14"/>
-        <w:szCs w:val="14"/>
-        <w:lang w:val="sv-SE"/>
-      </w:rPr>
-      <w:t>-  Dokumen ini telah ditandatangani secara elektronik menggunakan sertifikat elektronik yang diterbitkan BSrE</w:t>
-    </w:r>
-  </w:p>
-</w:ftr>
 </file>
 
 <file path=word/footnotes.xml><?xml version="1.0" encoding="utf-8"?>

--- a/templates/sk_jf.docx
+++ b/templates/sk_jf.docx
@@ -2,6 +2,76 @@
 <file path=word/document.xml><?xml version="1.0" encoding="utf-8"?>
 <w:document xmlns:wpc="http://schemas.microsoft.com/office/word/2010/wordprocessingCanvas" xmlns:cx="http://schemas.microsoft.com/office/drawing/2014/chartex" xmlns:cx1="http://schemas.microsoft.com/office/drawing/2015/9/8/chartex" xmlns:cx2="http://schemas.microsoft.com/office/drawing/2015/10/21/chartex" xmlns:cx3="http://schemas.microsoft.com/office/drawing/2016/5/9/chartex" xmlns:cx4="http://schemas.microsoft.com/office/drawing/2016/5/10/chartex" xmlns:cx5="http://schemas.microsoft.com/office/drawing/2016/5/11/chartex" xmlns:cx6="http://schemas.microsoft.com/office/drawing/2016/5/12/chartex" xmlns:cx7="http://schemas.microsoft.com/office/drawing/2016/5/13/chartex" xmlns:cx8="http://schemas.microsoft.com/office/drawing/2016/5/14/chartex" xmlns:mc="http://schemas.openxmlformats.org/markup-compatibility/2006" xmlns:aink="http://schemas.microsoft.com/office/drawing/2016/ink" xmlns:am3d="http://schemas.microsoft.com/office/drawing/2017/model3d" xmlns:o="urn:schemas-microsoft-com:office:office" xmlns:oel="http://schemas.microsoft.com/office/2019/extlst" xmlns:r="http://schemas.openxmlformats.org/officeDocument/2006/relationships" xmlns:m="http://schemas.openxmlformats.org/officeDocument/2006/math" xmlns:v="urn:schemas-microsoft-com:vml" xmlns:wp14="http://schemas.microsoft.com/office/word/2010/wordprocessingDrawing" xmlns:wp="http://schemas.openxmlformats.org/drawingml/2006/wordprocessingDrawing" xmlns:w10="urn:schemas-microsoft-com:office:word" xmlns:w="http://schemas.openxmlformats.org/wordprocessingml/2006/main" xmlns:w14="http://schemas.microsoft.com/office/word/2010/wordml" xmlns:w15="http://schemas.microsoft.com/office/word/2012/wordml" xmlns:w16cex="http://schemas.microsoft.com/office/word/2018/wordml/cex" xmlns:w16cid="http://schemas.microsoft.com/office/word/2016/wordml/cid" xmlns:w16="http://schemas.microsoft.com/office/word/2018/wordml" xmlns:w16du="http://schemas.microsoft.com/office/word/2023/wordml/word16du" xmlns:w16sdtdh="http://schemas.microsoft.com/office/word/2020/wordml/sdtdatahash" xmlns:w16sdtfl="http://schemas.microsoft.com/office/word/2024/wordml/sdtformatlock" xmlns:w16se="http://schemas.microsoft.com/office/word/2015/wordml/symex" xmlns:wpg="http://schemas.microsoft.com/office/word/2010/wordprocessingGroup" xmlns:wpi="http://schemas.microsoft.com/office/word/2010/wordprocessingInk" xmlns:wne="http://schemas.microsoft.com/office/word/2006/wordml" xmlns:wps="http://schemas.microsoft.com/office/word/2010/wordprocessingShape" mc:Ignorable="w14 w15 w16se w16cid w16 w16cex w16sdtdh w16sdtfl w16du wp14">
   <w:body>
+    <w:p>
+      <w:pPr>
+        <w:pStyle w:val="Header"/>
+        <w:jc w:val="center"/>
+      </w:pPr>
+      <w:r>
+        <w:rPr>
+          <w:rFonts w:ascii="Bookman Old Style" w:hAnsi="Bookman Old Style" w:cs="Arial"/>
+          <w:noProof/>
+        </w:rPr>
+        <w:drawing>
+          <wp:inline distT="0" distB="0" distL="0" distR="0" wp14:anchorId="3B7A3B0E" wp14:editId="5B3853C3">
+            <wp:extent cx="846000" cy="900000"/>
+            <wp:effectExtent l="0" t="0" r="0" b="0"/>
+            <wp:docPr id="296857715" name="Picture 296857715"/>
+            <wp:cNvGraphicFramePr>
+              <a:graphicFrameLocks xmlns:a="http://schemas.openxmlformats.org/drawingml/2006/main"/>
+            </wp:cNvGraphicFramePr>
+            <a:graphic xmlns:a="http://schemas.openxmlformats.org/drawingml/2006/main">
+              <a:graphicData uri="http://schemas.openxmlformats.org/drawingml/2006/picture">
+                <pic:pic xmlns:pic="http://schemas.openxmlformats.org/drawingml/2006/picture">
+                  <pic:nvPicPr>
+                    <pic:cNvPr id="1" name="kindpng_962264.png"/>
+                    <pic:cNvPicPr/>
+                  </pic:nvPicPr>
+                  <pic:blipFill>
+                    <a:blip r:embed="rId8" cstate="print">
+                      <a:extLst>
+                        <a:ext uri="{28A0092B-C50C-407E-A947-70E740481C1C}">
+                          <a14:useLocalDpi xmlns:a14="http://schemas.microsoft.com/office/drawing/2010/main" val="0"/>
+                        </a:ext>
+                      </a:extLst>
+                    </a:blip>
+                    <a:stretch>
+                      <a:fillRect/>
+                    </a:stretch>
+                  </pic:blipFill>
+                  <pic:spPr>
+                    <a:xfrm>
+                      <a:off x="0" y="0"/>
+                      <a:ext cx="846000" cy="900000"/>
+                    </a:xfrm>
+                    <a:prstGeom prst="rect">
+                      <a:avLst/>
+                    </a:prstGeom>
+                  </pic:spPr>
+                </pic:pic>
+              </a:graphicData>
+            </a:graphic>
+          </wp:inline>
+        </w:drawing>
+      </w:r>
+    </w:p>
+    <w:p>
+      <w:pPr>
+        <w:pStyle w:val="Header"/>
+        <w:jc w:val="center"/>
+        <w:rPr>
+          <w:sz w:val="28"/>
+          <w:szCs w:val="28"/>
+        </w:rPr>
+      </w:pPr>
+      <w:r>
+        <w:rPr>
+          <w:sz w:val="28"/>
+          <w:szCs w:val="28"/>
+        </w:rPr>
+        <w:t>BUPATI BANGKA</w:t>
+      </w:r>
+    </w:p>
     <w:p>
       <w:pPr>
         <w:jc w:val="center"/>
@@ -1602,6 +1672,7 @@
       <w:tblPr>
         <w:tblStyle w:val="TableGrid"/>
         <w:tblW w:w="0" w:type="auto"/>
+        <w:tblInd w:w="-5" w:type="dxa"/>
         <w:tblBorders>
           <w:top w:val="none" w:sz="0" w:space="0" w:color="auto"/>
           <w:left w:val="none" w:sz="0" w:space="0" w:color="auto"/>
@@ -1613,19 +1684,20 @@
         <w:tblLook w:val="04A0" w:firstRow="1" w:lastRow="0" w:firstColumn="1" w:lastColumn="0" w:noHBand="0" w:noVBand="1"/>
       </w:tblPr>
       <w:tblGrid>
-        <w:gridCol w:w="4585"/>
+        <w:gridCol w:w="4443"/>
         <w:gridCol w:w="4434"/>
       </w:tblGrid>
       <w:tr>
         <w:tc>
           <w:tcPr>
-            <w:tcW w:w="4585" w:type="dxa"/>
+            <w:tcW w:w="4443" w:type="dxa"/>
           </w:tcPr>
           <w:p>
             <w:pPr>
               <w:tabs>
                 <w:tab w:val="left" w:pos="3765"/>
               </w:tabs>
+              <w:ind w:left="-108"/>
               <w:rPr>
                 <w:rFonts w:cs="Times New Roman"/>
                 <w:sz w:val="22"/>
@@ -1648,6 +1720,7 @@
               <w:tabs>
                 <w:tab w:val="left" w:pos="3765"/>
               </w:tabs>
+              <w:ind w:left="-108"/>
               <w:rPr>
                 <w:rFonts w:cs="Times New Roman"/>
                 <w:sz w:val="22"/>
@@ -1679,6 +1752,7 @@
               <w:tabs>
                 <w:tab w:val="left" w:pos="3765"/>
               </w:tabs>
+              <w:ind w:left="-108"/>
               <w:rPr>
                 <w:rFonts w:cs="Times New Roman"/>
                 <w:sz w:val="22"/>
@@ -1701,6 +1775,7 @@
               <w:tabs>
                 <w:tab w:val="left" w:pos="3765"/>
               </w:tabs>
+              <w:ind w:left="-108"/>
               <w:rPr>
                 <w:rFonts w:cs="Times New Roman"/>
                 <w:sz w:val="22"/>
@@ -1723,6 +1798,7 @@
               <w:tabs>
                 <w:tab w:val="left" w:pos="3765"/>
               </w:tabs>
+              <w:ind w:left="-108"/>
               <w:rPr>
                 <w:rFonts w:cs="Times New Roman"/>
                 <w:sz w:val="22"/>
@@ -1935,9 +2011,8 @@
       </w:pPr>
     </w:p>
     <w:sectPr>
-      <w:headerReference w:type="default" r:id="rId8"/>
       <w:pgSz w:w="11909" w:h="18706" w:code="5"/>
-      <w:pgMar w:top="720" w:right="1440" w:bottom="720" w:left="1440" w:header="720" w:footer="907" w:gutter="0"/>
+      <w:pgMar w:top="284" w:right="1134" w:bottom="284" w:left="1134" w:header="720" w:footer="907" w:gutter="0"/>
       <w:cols w:space="720"/>
       <w:docGrid w:linePitch="360"/>
     </w:sectPr>
@@ -1981,81 +2056,6 @@
     </w:p>
   </w:footnote>
 </w:footnotes>
-</file>
-
-<file path=word/header1.xml><?xml version="1.0" encoding="utf-8"?>
-<w:hdr xmlns:wpc="http://schemas.microsoft.com/office/word/2010/wordprocessingCanvas" xmlns:cx="http://schemas.microsoft.com/office/drawing/2014/chartex" xmlns:cx1="http://schemas.microsoft.com/office/drawing/2015/9/8/chartex" xmlns:cx2="http://schemas.microsoft.com/office/drawing/2015/10/21/chartex" xmlns:cx3="http://schemas.microsoft.com/office/drawing/2016/5/9/chartex" xmlns:cx4="http://schemas.microsoft.com/office/drawing/2016/5/10/chartex" xmlns:cx5="http://schemas.microsoft.com/office/drawing/2016/5/11/chartex" xmlns:cx6="http://schemas.microsoft.com/office/drawing/2016/5/12/chartex" xmlns:cx7="http://schemas.microsoft.com/office/drawing/2016/5/13/chartex" xmlns:cx8="http://schemas.microsoft.com/office/drawing/2016/5/14/chartex" xmlns:mc="http://schemas.openxmlformats.org/markup-compatibility/2006" xmlns:aink="http://schemas.microsoft.com/office/drawing/2016/ink" xmlns:am3d="http://schemas.microsoft.com/office/drawing/2017/model3d" xmlns:o="urn:schemas-microsoft-com:office:office" xmlns:oel="http://schemas.microsoft.com/office/2019/extlst" xmlns:r="http://schemas.openxmlformats.org/officeDocument/2006/relationships" xmlns:m="http://schemas.openxmlformats.org/officeDocument/2006/math" xmlns:v="urn:schemas-microsoft-com:vml" xmlns:wp14="http://schemas.microsoft.com/office/word/2010/wordprocessingDrawing" xmlns:wp="http://schemas.openxmlformats.org/drawingml/2006/wordprocessingDrawing" xmlns:w10="urn:schemas-microsoft-com:office:word" xmlns:w="http://schemas.openxmlformats.org/wordprocessingml/2006/main" xmlns:w14="http://schemas.microsoft.com/office/word/2010/wordml" xmlns:w15="http://schemas.microsoft.com/office/word/2012/wordml" xmlns:w16cex="http://schemas.microsoft.com/office/word/2018/wordml/cex" xmlns:w16cid="http://schemas.microsoft.com/office/word/2016/wordml/cid" xmlns:w16="http://schemas.microsoft.com/office/word/2018/wordml" xmlns:w16du="http://schemas.microsoft.com/office/word/2023/wordml/word16du" xmlns:w16sdtdh="http://schemas.microsoft.com/office/word/2020/wordml/sdtdatahash" xmlns:w16sdtfl="http://schemas.microsoft.com/office/word/2024/wordml/sdtformatlock" xmlns:w16se="http://schemas.microsoft.com/office/word/2015/wordml/symex" xmlns:wpg="http://schemas.microsoft.com/office/word/2010/wordprocessingGroup" xmlns:wpi="http://schemas.microsoft.com/office/word/2010/wordprocessingInk" xmlns:wne="http://schemas.microsoft.com/office/word/2006/wordml" xmlns:wps="http://schemas.microsoft.com/office/word/2010/wordprocessingShape" mc:Ignorable="w14 w15 w16se w16cid w16 w16cex w16sdtdh w16sdtfl w16du wp14">
-  <w:p>
-    <w:pPr>
-      <w:pStyle w:val="Header"/>
-      <w:jc w:val="center"/>
-    </w:pPr>
-    <w:r>
-      <w:rPr>
-        <w:rFonts w:ascii="Bookman Old Style" w:hAnsi="Bookman Old Style" w:cs="Arial"/>
-        <w:noProof/>
-      </w:rPr>
-      <w:drawing>
-        <wp:inline distT="0" distB="0" distL="0" distR="0" wp14:anchorId="34A86B0C" wp14:editId="3C1F6894">
-          <wp:extent cx="846000" cy="900000"/>
-          <wp:effectExtent l="0" t="0" r="0" b="0"/>
-          <wp:docPr id="296857715" name="Picture 296857715"/>
-          <wp:cNvGraphicFramePr>
-            <a:graphicFrameLocks xmlns:a="http://schemas.openxmlformats.org/drawingml/2006/main"/>
-          </wp:cNvGraphicFramePr>
-          <a:graphic xmlns:a="http://schemas.openxmlformats.org/drawingml/2006/main">
-            <a:graphicData uri="http://schemas.openxmlformats.org/drawingml/2006/picture">
-              <pic:pic xmlns:pic="http://schemas.openxmlformats.org/drawingml/2006/picture">
-                <pic:nvPicPr>
-                  <pic:cNvPr id="1" name="kindpng_962264.png"/>
-                  <pic:cNvPicPr/>
-                </pic:nvPicPr>
-                <pic:blipFill>
-                  <a:blip r:embed="rId1" cstate="print">
-                    <a:extLst>
-                      <a:ext uri="{28A0092B-C50C-407E-A947-70E740481C1C}">
-                        <a14:useLocalDpi xmlns:a14="http://schemas.microsoft.com/office/drawing/2010/main" val="0"/>
-                      </a:ext>
-                    </a:extLst>
-                  </a:blip>
-                  <a:stretch>
-                    <a:fillRect/>
-                  </a:stretch>
-                </pic:blipFill>
-                <pic:spPr>
-                  <a:xfrm>
-                    <a:off x="0" y="0"/>
-                    <a:ext cx="846000" cy="900000"/>
-                  </a:xfrm>
-                  <a:prstGeom prst="rect">
-                    <a:avLst/>
-                  </a:prstGeom>
-                </pic:spPr>
-              </pic:pic>
-            </a:graphicData>
-          </a:graphic>
-        </wp:inline>
-      </w:drawing>
-    </w:r>
-  </w:p>
-  <w:p>
-    <w:pPr>
-      <w:pStyle w:val="Header"/>
-      <w:jc w:val="center"/>
-      <w:rPr>
-        <w:sz w:val="28"/>
-        <w:szCs w:val="28"/>
-      </w:rPr>
-    </w:pPr>
-    <w:r>
-      <w:rPr>
-        <w:sz w:val="28"/>
-        <w:szCs w:val="28"/>
-      </w:rPr>
-      <w:t>BUPATI BANGKA</w:t>
-    </w:r>
-  </w:p>
-</w:hdr>
 </file>
 
 <file path=word/numbering.xml><?xml version="1.0" encoding="utf-8"?>

--- a/templates/sk_jf.docx
+++ b/templates/sk_jf.docx
@@ -216,7 +216,21 @@
         <w:rPr>
           <w:rFonts w:cs="Times New Roman"/>
         </w:rPr>
-        <w:t>} ATAS NAMA {</w:t>
+        <w:t xml:space="preserve">} </w:t>
+      </w:r>
+    </w:p>
+    <w:p>
+      <w:pPr>
+        <w:jc w:val="center"/>
+        <w:rPr>
+          <w:rFonts w:cs="Times New Roman"/>
+        </w:rPr>
+      </w:pPr>
+      <w:r>
+        <w:rPr>
+          <w:rFonts w:cs="Times New Roman"/>
+        </w:rPr>
+        <w:t>ATAS NAMA {</w:t>
       </w:r>
       <w:proofErr w:type="spellStart"/>
       <w:r>

--- a/templates/sk_jf.docx
+++ b/templates/sk_jf.docx
@@ -1917,8 +1917,8 @@
               </w:tabs>
               <w:rPr>
                 <w:rFonts w:cs="Times New Roman"/>
-                <w:sz w:val="14"/>
-                <w:szCs w:val="14"/>
+                <w:sz w:val="22"/>
+                <w:szCs w:val="22"/>
                 <w:lang w:val="id-ID"/>
               </w:rPr>
             </w:pPr>
@@ -1930,8 +1930,8 @@
               </w:tabs>
               <w:rPr>
                 <w:rFonts w:cs="Times New Roman"/>
-                <w:sz w:val="14"/>
-                <w:szCs w:val="14"/>
+                <w:sz w:val="22"/>
+                <w:szCs w:val="22"/>
                 <w:lang w:val="id-ID"/>
               </w:rPr>
             </w:pPr>
@@ -1967,8 +1967,8 @@
               <w:jc w:val="center"/>
               <w:rPr>
                 <w:rFonts w:cs="Times New Roman"/>
-                <w:sz w:val="14"/>
-                <w:szCs w:val="14"/>
+                <w:sz w:val="22"/>
+                <w:szCs w:val="22"/>
                 <w:lang w:val="id-ID"/>
               </w:rPr>
             </w:pPr>
@@ -1981,8 +1981,8 @@
               <w:jc w:val="center"/>
               <w:rPr>
                 <w:rFonts w:cs="Times New Roman"/>
-                <w:sz w:val="14"/>
-                <w:szCs w:val="14"/>
+                <w:sz w:val="22"/>
+                <w:szCs w:val="22"/>
                 <w:lang w:val="id-ID"/>
               </w:rPr>
             </w:pPr>

--- a/templates/sk_jf.docx
+++ b/templates/sk_jf.docx
@@ -1915,6 +1915,7 @@
               <w:tabs>
                 <w:tab w:val="left" w:pos="3765"/>
               </w:tabs>
+              <w:jc w:val="center"/>
               <w:rPr>
                 <w:rFonts w:cs="Times New Roman"/>
                 <w:sz w:val="22"/>
@@ -1928,6 +1929,7 @@
               <w:tabs>
                 <w:tab w:val="left" w:pos="3765"/>
               </w:tabs>
+              <w:jc w:val="center"/>
               <w:rPr>
                 <w:rFonts w:cs="Times New Roman"/>
                 <w:sz w:val="22"/>

--- a/templates/sk_jf.docx
+++ b/templates/sk_jf.docx
@@ -126,19 +126,11 @@
           <w:rFonts w:cs="Times New Roman"/>
         </w:rPr>
       </w:pPr>
-      <w:proofErr w:type="gramStart"/>
       <w:r>
         <w:rPr>
           <w:rFonts w:cs="Times New Roman"/>
         </w:rPr>
-        <w:t>NOMOR :</w:t>
-      </w:r>
-      <w:proofErr w:type="gramEnd"/>
-      <w:r>
-        <w:rPr>
-          <w:rFonts w:cs="Times New Roman"/>
-        </w:rPr>
-        <w:t xml:space="preserve"> </w:t>
+        <w:t xml:space="preserve">NOMOR : </w:t>
       </w:r>
       <w:r>
         <w:rPr>
@@ -196,14 +188,7 @@
         <w:rPr>
           <w:rFonts w:cs="Times New Roman"/>
         </w:rPr>
-        <w:t>{</w:t>
-      </w:r>
-      <w:proofErr w:type="spellStart"/>
-      <w:r>
-        <w:rPr>
-          <w:rFonts w:cs="Times New Roman"/>
-        </w:rPr>
-        <w:t>valueJabatanBaru</w:t>
+        <w:t>{valueJabatanBaru</w:t>
       </w:r>
       <w:r>
         <w:rPr>
@@ -211,7 +196,6 @@
         </w:rPr>
         <w:t>Up</w:t>
       </w:r>
-      <w:proofErr w:type="spellEnd"/>
       <w:r>
         <w:rPr>
           <w:rFonts w:cs="Times New Roman"/>
@@ -230,21 +214,7 @@
         <w:rPr>
           <w:rFonts w:cs="Times New Roman"/>
         </w:rPr>
-        <w:t>ATAS NAMA {</w:t>
-      </w:r>
-      <w:proofErr w:type="spellStart"/>
-      <w:r>
-        <w:rPr>
-          <w:rFonts w:cs="Times New Roman"/>
-        </w:rPr>
-        <w:t>valueNama</w:t>
-      </w:r>
-      <w:proofErr w:type="spellEnd"/>
-      <w:r>
-        <w:rPr>
-          <w:rFonts w:cs="Times New Roman"/>
-        </w:rPr>
-        <w:t>}</w:t>
+        <w:t>ATAS NAMA {valueNama}</w:t>
       </w:r>
     </w:p>
     <w:p>
@@ -1387,7 +1357,47 @@
                 <w:szCs w:val="22"/>
                 <w:lang w:val="id-ID"/>
               </w:rPr>
-              <w:t>Dari jabatan fungsional {valueJabatanLama} ke dalam jenjang jabatan fungsional {valueJabatanBaru} Kategori Keahllian dengan angka kredit {valueAngkaKredit}.</w:t>
+              <w:t xml:space="preserve">Dari jabatan fungsional {valueJabatanLama} ke dalam jenjang jabatan fungsional {valueJabatanBaru} Kategori </w:t>
+            </w:r>
+            <w:r>
+              <w:rPr>
+                <w:rFonts w:cs="Times New Roman"/>
+                <w:bCs/>
+                <w:sz w:val="22"/>
+                <w:szCs w:val="22"/>
+                <w:lang w:val="id-ID"/>
+              </w:rPr>
+              <w:t>{</w:t>
+            </w:r>
+            <w:r>
+              <w:rPr>
+                <w:rFonts w:cs="Times New Roman"/>
+                <w:bCs/>
+                <w:sz w:val="22"/>
+                <w:szCs w:val="22"/>
+                <w:lang w:val="id-ID"/>
+              </w:rPr>
+              <w:t>valueKategoriJabatan</w:t>
+            </w:r>
+            <w:r>
+              <w:rPr>
+                <w:rFonts w:cs="Times New Roman"/>
+                <w:bCs/>
+                <w:sz w:val="22"/>
+                <w:szCs w:val="22"/>
+                <w:lang w:val="id-ID"/>
+              </w:rPr>
+              <w:t xml:space="preserve">} </w:t>
+            </w:r>
+            <w:r>
+              <w:rPr>
+                <w:rFonts w:cs="Times New Roman"/>
+                <w:bCs/>
+                <w:sz w:val="22"/>
+                <w:szCs w:val="22"/>
+                <w:lang w:val="id-ID"/>
+              </w:rPr>
+              <w:t>dengan angka kredit {valueAngkaKredit}.</w:t>
             </w:r>
           </w:p>
           <w:p>
